--- a/data/cvs/cv_170_Inceptor_Kenya_Software_Developer_Job-_PHP_Laravel.docx
+++ b/data/cvs/cv_170_Inceptor_Kenya_Software_Developer_Job-_PHP_Laravel.docx
@@ -86,7 +86,7 @@
         <w:rPr>
           <w:sz w:val="20"/>
         </w:rPr>
-        <w:t>Full Stack Developer with a focus on PHP and Laravel, currently building production-ready systems at Copy Cat Group. I have experience across the entire software development lifecycle, from designing system architecture and authoring technical specifications to developing, testing, and deploying full-stack applications. My expertise lies in creating scalable, secure, and user-friendly solutions, with a strong foundation in PHP, MySQL, and PostgreSQL. I am well-versed in AWS services, CI/CD practices, and Agile methodologies, ensuring efficient, collaborative development.</w:t>
+        <w:t>Full Stack Developer with a focus on PHP and Laravel, currently building production-ready systems at Copy Cat Group. I have a strong background in web development, AI data annotation, and evaluation, with experience in both remote and in-house roles. My expertise lies in creating efficient, user-centric applications, integrating AI-driven automation, and ensuring seamless backend functionality. I am well-versed in PHP, MySQL, and PostgreSQL, with a keen interest in cloud technologies and DevOps practices.</w:t>
       </w:r>
     </w:p>
     <w:p>
@@ -137,7 +137,7 @@
         <w:rPr>
           <w:sz w:val="20"/>
         </w:rPr>
-        <w:t>Laravel, React, Node.js, Django, Flask, Vue.js, Blade</w:t>
+        <w:t>Laravel, React, Node.js, Django, Flask, Vue.js</w:t>
       </w:r>
     </w:p>
     <w:p>
@@ -209,7 +209,7 @@
         <w:rPr>
           <w:sz w:val="20"/>
         </w:rPr>
-        <w:t>Git, GitHub, Postman, VS Code, Jira, Trello, Slack, HubSpot, Figma, Docker</w:t>
+        <w:t>n8n, Playwright, APScheduler, Web Scraping, REST APIs</w:t>
       </w:r>
     </w:p>
     <w:p>
@@ -227,7 +227,7 @@
         <w:rPr>
           <w:sz w:val="20"/>
         </w:rPr>
-        <w:t>AWS (EC2, RDS, S3, IAM), Oracle Cloud, Google Cloud Platform, CI/CD</w:t>
+        <w:t>AWS (EC2, RDS, S3, IAM), Docker, CI/CD, Git</w:t>
       </w:r>
     </w:p>
     <w:p>
@@ -245,7 +245,7 @@
         <w:rPr>
           <w:sz w:val="20"/>
         </w:rPr>
-        <w:t>RESTful APIs, Queue systems, Cron jobs, Background workers, Project management, Software customization, Application deployment, Server management</w:t>
+        <w:t>RESTful APIs, Queue systems, Cron jobs, Background workers, Blade, Agile, Project management, Software customization</w:t>
       </w:r>
     </w:p>
     <w:p>
@@ -263,7 +263,7 @@
         <w:rPr>
           <w:sz w:val="20"/>
         </w:rPr>
-        <w:t>Performance optimization, Security, Scalability, Troubleshooting, Problem-solving, Time management, Independent work, Documentation</w:t>
+        <w:t>Application development, Server management, Deployment, Troubleshooting, Problem-solving, Time management, Communication, Stakeholder collaboration</w:t>
       </w:r>
     </w:p>
     <w:p>
@@ -325,7 +325,7 @@
         <w:rPr>
           <w:sz w:val="20"/>
         </w:rPr>
-        <w:t>Authoring technical specifications: BRD and SDD for project scope, architecture, and design.</w:t>
+        <w:t>Authoring comprehensive System Design Documents (SDDs) for Application, Data, Integration, and Security Architecture.</w:t>
       </w:r>
     </w:p>
     <w:p>
@@ -337,7 +337,7 @@
         <w:rPr>
           <w:sz w:val="20"/>
         </w:rPr>
-        <w:t>Building an AI-powered tender scraping pipeline, automating tender opportunity discovery and processing.</w:t>
+        <w:t>Designing and building an AI-powered tender scraping pipeline to automate tender opportunity discovery and processing.</w:t>
       </w:r>
     </w:p>
     <w:p>
@@ -372,7 +372,7 @@
         <w:rPr>
           <w:sz w:val="20"/>
         </w:rPr>
-        <w:t>Generated difference-based captions for multimodal datasets, improving model accuracy through detailed annotations.</w:t>
+        <w:t>Generating difference-based captions for multimodal datasets, improving model accuracy through detailed annotations.</w:t>
       </w:r>
     </w:p>
     <w:p>
@@ -407,7 +407,7 @@
         <w:rPr>
           <w:sz w:val="20"/>
         </w:rPr>
-        <w:t>Developed full-stack solutions, including UI components and API optimisation, for diverse U.S. clients.</w:t>
+        <w:t>Built and delivered full-stack solutions, including UI components and API optimisation, for diverse U.S. clients.</w:t>
       </w:r>
     </w:p>
     <w:p>
@@ -442,7 +442,7 @@
         <w:rPr>
           <w:sz w:val="20"/>
         </w:rPr>
-        <w:t>Performed intent detection and utterance verification for health and agriculture AI systems, ensuring high-quality training data.</w:t>
+        <w:t>Performed intent detection and slot tagging for health and agriculture AI systems, ensuring high-quality training data.</w:t>
       </w:r>
     </w:p>
     <w:p>
